--- a/41JP Jakist program ta testuvannja/12/JP_KNT-122_Onyshchenko_19_PR12.docx
+++ b/41JP Jakist program ta testuvannja/12/JP_KNT-122_Onyshchenko_19_PR12.docx
@@ -159,13 +159,7 @@
         <w:rPr>
           <w:lang w:val="en-US"/>
         </w:rPr>
-        <w:t>1</w:t>
-      </w:r>
-      <w:r>
-        <w:rPr>
-          <w:lang w:val="en-US"/>
-        </w:rPr>
-        <w:t>2</w:t>
+        <w:t>12</w:t>
       </w:r>
     </w:p>
     <w:p>
@@ -564,15 +558,7 @@
       </w:pPr>
       <w:r>
         <w:rPr/>
-        <w:t xml:space="preserve">2. Зробити 3 баг-репорти для функціональних багів та 3 баг-репорти для багів локалізації або </w:t>
-      </w:r>
-      <w:r>
-        <w:rPr/>
-        <w:t>юзабіліті</w:t>
-      </w:r>
-      <w:r>
-        <w:rPr/>
-        <w:t xml:space="preserve"> та додати до звіту.</w:t>
+        <w:t>2. Зробити 3 баг-репорти для функціональних багів та 3 баг-репорти для багів локалізації або юзабіліті та додати до звіту.</w:t>
       </w:r>
     </w:p>
     <w:p>
@@ -631,7 +617,7 @@
         <w:rPr/>
         <w:drawing>
           <wp:inline distT="0" distB="0" distL="0" distR="0">
-            <wp:extent cx="5760085" cy="1765300"/>
+            <wp:extent cx="5760085" cy="1206500"/>
             <wp:effectExtent l="0" t="0" r="0" b="0"/>
             <wp:docPr id="1" name="Зображення1"/>
             <wp:cNvGraphicFramePr>
@@ -648,7 +634,6 @@
                   </pic:nvPicPr>
                   <pic:blipFill>
                     <a:blip r:embed="rId3"/>
-                    <a:srcRect l="0" t="0" r="0" b="71974"/>
                     <a:stretch>
                       <a:fillRect/>
                     </a:stretch>
@@ -656,7 +641,7 @@
                   <pic:spPr bwMode="auto">
                     <a:xfrm>
                       <a:off x="0" y="0"/>
-                      <a:ext cx="5760085" cy="1765300"/>
+                      <a:ext cx="5760085" cy="1206500"/>
                     </a:xfrm>
                     <a:prstGeom prst="rect">
                       <a:avLst/>
@@ -1410,8 +1395,8 @@
       <w:lang w:val="en-US"/>
     </w:rPr>
   </w:style>
-  <w:style w:type="character" w:styleId="Style14">
-    <w:name w:val="Маркери"/>
+  <w:style w:type="character" w:styleId="user">
+    <w:name w:val="Маркери (user)"/>
     <w:qFormat/>
     <w:rPr>
       <w:rFonts w:ascii="OpenSymbol" w:hAnsi="OpenSymbol" w:eastAsia="OpenSymbol" w:cs="OpenSymbol"/>
@@ -1432,7 +1417,7 @@
       <w:u w:val="single"/>
     </w:rPr>
   </w:style>
-  <w:style w:type="paragraph" w:styleId="Style15" w:customStyle="1">
+  <w:style w:type="paragraph" w:styleId="Style14" w:customStyle="1">
     <w:name w:val="Заголовок"/>
     <w:basedOn w:val="Normal"/>
     <w:next w:val="BodyText"/>
@@ -1483,7 +1468,7 @@
       <w:szCs w:val="24"/>
     </w:rPr>
   </w:style>
-  <w:style w:type="paragraph" w:styleId="Style16" w:customStyle="1">
+  <w:style w:type="paragraph" w:styleId="Style15" w:customStyle="1">
     <w:name w:val="Покажчик"/>
     <w:basedOn w:val="Normal"/>
     <w:uiPriority w:val="0"/>
@@ -1495,7 +1480,7 @@
       <w:rFonts w:cs="Lucida Sans"/>
     </w:rPr>
   </w:style>
-  <w:style w:type="paragraph" w:styleId="user" w:customStyle="1">
+  <w:style w:type="paragraph" w:styleId="user1" w:customStyle="1">
     <w:name w:val="Заголовок (user)"/>
     <w:basedOn w:val="Normal"/>
     <w:next w:val="BodyText"/>
@@ -1511,7 +1496,7 @@
       <w:szCs w:val="28"/>
     </w:rPr>
   </w:style>
-  <w:style w:type="paragraph" w:styleId="user1" w:customStyle="1">
+  <w:style w:type="paragraph" w:styleId="user2" w:customStyle="1">
     <w:name w:val="Покажчик (user)"/>
     <w:basedOn w:val="Normal"/>
     <w:uiPriority w:val="0"/>
@@ -1634,15 +1619,15 @@
       <w:lang w:val="en-US"/>
     </w:rPr>
   </w:style>
-  <w:style w:type="paragraph" w:styleId="user2">
-    <w:name w:val="Вміст рамки (user)"/>
+  <w:style w:type="paragraph" w:styleId="Style16">
+    <w:name w:val="Вміст рамки"/>
     <w:basedOn w:val="Normal"/>
     <w:qFormat/>
     <w:pPr/>
     <w:rPr/>
   </w:style>
-  <w:style w:type="paragraph" w:styleId="Style17">
-    <w:name w:val="Вміст таблиці"/>
+  <w:style w:type="paragraph" w:styleId="user3">
+    <w:name w:val="Вміст таблиці (user)"/>
     <w:basedOn w:val="Normal"/>
     <w:qFormat/>
     <w:pPr>
@@ -1651,8 +1636,8 @@
     </w:pPr>
     <w:rPr/>
   </w:style>
-  <w:style w:type="paragraph" w:styleId="user3">
-    <w:name w:val="Вміст таблиці (user)"/>
+  <w:style w:type="paragraph" w:styleId="Style17">
+    <w:name w:val="Вміст таблиці"/>
     <w:basedOn w:val="Normal"/>
     <w:qFormat/>
     <w:pPr>
